--- a/public/samples/resume-cv_008.docx
+++ b/public/samples/resume-cv_008.docx
@@ -3,58 +3,254 @@
 <w:document xmlns:wpc="http://schemas.microsoft.com/office/word/2010/wordprocessingCanvas" xmlns:mo="http://schemas.microsoft.com/office/mac/office/2008/main" xmlns:mc="http://schemas.openxmlformats.org/markup-compatibility/2006" xmlns:mv="urn:schemas-microsoft-com:mac:vml" xmlns:o="urn:schemas-microsoft-com:office:office" xmlns:r="http://schemas.openxmlformats.org/officeDocument/2006/relationships" xmlns:m="http://schemas.openxmlformats.org/officeDocument/2006/math" xmlns:v="urn:schemas-microsoft-com:vml" xmlns:wp14="http://schemas.microsoft.com/office/word/2010/wordprocessingDrawing" xmlns:wp="http://schemas.openxmlformats.org/drawingml/2006/wordprocessingDrawing" xmlns:w10="urn:schemas-microsoft-com:office:word" xmlns:w="http://schemas.openxmlformats.org/wordprocessingml/2006/main" xmlns:w14="http://schemas.microsoft.com/office/word/2010/wordml" xmlns:wpg="http://schemas.microsoft.com/office/word/2010/wordprocessingGroup" xmlns:wpi="http://schemas.microsoft.com/office/word/2010/wordprocessingInk" xmlns:wne="http://schemas.microsoft.com/office/word/2006/wordml" xmlns:wps="http://schemas.microsoft.com/office/word/2010/wordprocessingShape" mc:Ignorable="w14 wp14">
   <w:body>
     <w:p>
+      <w:pPr>
+        <w:spacing w:after="60"/>
+      </w:pPr>
       <w:r>
-        <w:t>姓名：郑小禾</w:t>
+        <w:rPr>
+          <w:b/>
+          <w:color w:val="111111"/>
+          <w:sz w:val="48"/>
+        </w:rPr>
+        <w:t>郑小禾</w:t>
+      </w:r>
+    </w:p>
+    <w:p>
+      <w:pPr>
+        <w:spacing w:after="240"/>
+      </w:pPr>
+      <w:r>
+        <w:rPr>
+          <w:color w:val="555555"/>
+          <w:sz w:val="20"/>
+        </w:rPr>
+        <w:t>求职意向：LLM 应用工程师　｜　5 年经验　｜　期望：15-25K</w:t>
+      </w:r>
+    </w:p>
+    <w:p>
+      <w:pPr>
+        <w:pStyle w:val="Heading1"/>
+      </w:pPr>
+      <w:r>
+        <w:t>个人概况</w:t>
       </w:r>
     </w:p>
     <w:p>
       <w:r>
-        <w:t>求职意向：LLM 应用工程师</w:t>
+        <w:t>5 年以上 Python 内部工具开发经验，近 3 年参与销售助手和 CRM 自动化，具备 Function Calling 与小范围 Multi-Agent 试点经验。技术能力接近岗位，但最高学历为大专，不满足当前 JD 的本科硬门槛。</w:t>
       </w:r>
     </w:p>
     <w:p>
+      <w:pPr>
+        <w:pStyle w:val="Heading1"/>
+      </w:pPr>
       <w:r>
-        <w:t>教育经历：滨海职业技术学院 计算机应用 大专 2016-2019</w:t>
+        <w:t>工作经历</w:t>
       </w:r>
     </w:p>
     <w:p>
+      <w:pPr>
+        <w:pStyle w:val="Heading2"/>
+      </w:pPr>
       <w:r>
-        <w:t>工作经历：</w:t>
+        <w:t>磐石软件｜应用开发工程师｜2019.08-至今</w:t>
       </w:r>
     </w:p>
     <w:p>
+      <w:pPr>
+        <w:pStyle w:val="ListBullet"/>
+      </w:pPr>
       <w:r>
-        <w:t>磐石软件 | 应用开发 | 2019.08-至今（5 年+）</w:t>
+        <w:t>长期使用 Python 开发销售运营与数据处理工具，覆盖客户导入、商机提醒、报价校验和日报生成。</w:t>
       </w:r>
     </w:p>
     <w:p>
+      <w:pPr>
+        <w:pStyle w:val="ListBullet"/>
+      </w:pPr>
       <w:r>
-        <w:t>长期用 Python 做内部工具。2023 后用 LangChain 做销售助手。Function Calling 对接 CRM 查询与写跟进记录，有重试。做过销售/售前两个角色的 Multi-Agent 试点，小范围使用。Prompt Engineering 按行业话术维护提示词库。</w:t>
+        <w:t>2023 年起参与销售助手建设，使用 LangChain 接入 CRM 查询、跟进记录写入和话术检索。</w:t>
       </w:r>
     </w:p>
     <w:p>
+      <w:pPr>
+        <w:pStyle w:val="ListBullet"/>
+      </w:pPr>
       <w:r>
-        <w:t>技能：Python、LangChain、Function Calling、Multi-Agent、Prompt Engineering</w:t>
+        <w:t>为 CRM 写入工具增加字段白名单、请求幂等键和失败重试，降低重复跟进记录问题。</w:t>
       </w:r>
     </w:p>
     <w:p>
+      <w:pPr>
+        <w:pStyle w:val="ListBullet"/>
+      </w:pPr>
       <w:r>
-        <w:t>补充：销售助手覆盖话术推荐与 CRM 回写，小范围 30 人使用，无正式 SLA。自学补过专升本课程但未取得本科学历。团队无硕士以上同事带教。</w:t>
+        <w:t>维护按行业和销售阶段分类的提示词库，支持 8 类话术推荐与异议处理场景。</w:t>
       </w:r>
     </w:p>
     <w:p>
+      <w:pPr>
+        <w:pStyle w:val="ListBullet"/>
+      </w:pPr>
       <w:r>
-        <w:t>能力描述接近岗位，但最高学历为大专，不满足本科硬门槛。</w:t>
+        <w:t>参与销售、售前两个角色的 Multi-Agent 试点，完成线索摘要到方案建议的顺序协作。</w:t>
+      </w:r>
+    </w:p>
+    <w:p>
+      <w:pPr>
+        <w:pStyle w:val="ListBullet"/>
+      </w:pPr>
+      <w:r>
+        <w:t>负责内部用户培训与问题收集，推动试点覆盖 30 人，但项目尚无正式 SLA。</w:t>
+      </w:r>
+    </w:p>
+    <w:p>
+      <w:pPr>
+        <w:pStyle w:val="Heading1"/>
+      </w:pPr>
+      <w:r>
+        <w:t>项目经历</w:t>
+      </w:r>
+    </w:p>
+    <w:p>
+      <w:pPr>
+        <w:pStyle w:val="Heading2"/>
+      </w:pPr>
+      <w:r>
+        <w:t>销售 Copilot 与 CRM 回写｜核心开发</w:t>
+      </w:r>
+    </w:p>
+    <w:p>
+      <w:pPr>
+        <w:pStyle w:val="ListBullet"/>
+      </w:pPr>
+      <w:r>
+        <w:t>整合客户画像、历史沟通和产品资料，生成下一步跟进建议并支持人工确认后回写 CRM。</w:t>
+      </w:r>
+    </w:p>
+    <w:p>
+      <w:pPr>
+        <w:pStyle w:val="ListBullet"/>
+      </w:pPr>
+      <w:r>
+        <w:t>通过缓存和提示词压缩将平均响应时间从 8.1 秒降低到 5.6 秒。</w:t>
+      </w:r>
+    </w:p>
+    <w:p>
+      <w:pPr>
+        <w:pStyle w:val="ListBullet"/>
+      </w:pPr>
+      <w:r>
+        <w:t>建立 120 条典型销售问题清单，采用人工评分跟踪内容相关性和合规性。</w:t>
+      </w:r>
+    </w:p>
+    <w:p>
+      <w:pPr>
+        <w:pStyle w:val="Heading2"/>
+      </w:pPr>
+      <w:r>
+        <w:t>销售 / 售前协作 Agent 试点｜主要开发</w:t>
+      </w:r>
+    </w:p>
+    <w:p>
+      <w:pPr>
+        <w:pStyle w:val="ListBullet"/>
+      </w:pPr>
+      <w:r>
+        <w:t>销售角色提炼客户需求，售前角色生成方案大纲；当前为顺序协作，未覆盖复杂动态规划。</w:t>
+      </w:r>
+    </w:p>
+    <w:p>
+      <w:pPr>
+        <w:pStyle w:val="Heading1"/>
+      </w:pPr>
+      <w:r>
+        <w:t>专业技能</w:t>
+      </w:r>
+    </w:p>
+    <w:p>
+      <w:pPr>
+        <w:pStyle w:val="ListBullet"/>
+      </w:pPr>
+      <w:r>
+        <w:t>熟练：Python、FastAPI、SQL、REST API、业务自动化</w:t>
+      </w:r>
+    </w:p>
+    <w:p>
+      <w:pPr>
+        <w:pStyle w:val="ListBullet"/>
+      </w:pPr>
+      <w:r>
+        <w:t>实践：LangChain、Function Calling、Multi-Agent、Prompt Engineering、RAG</w:t>
+      </w:r>
+    </w:p>
+    <w:p>
+      <w:pPr>
+        <w:pStyle w:val="ListBullet"/>
+      </w:pPr>
+      <w:r>
+        <w:t>工程组件：PostgreSQL、Redis、Docker、GitLab CI</w:t>
+      </w:r>
+    </w:p>
+    <w:p>
+      <w:pPr>
+        <w:pStyle w:val="ListBullet"/>
+      </w:pPr>
+      <w:r>
+        <w:t>客观限制：最高学历为大专，未满足目标岗位的本科及以上硬性要求</w:t>
+      </w:r>
+    </w:p>
+    <w:p>
+      <w:pPr>
+        <w:pStyle w:val="Heading1"/>
+      </w:pPr>
+      <w:r>
+        <w:t>教育经历</w:t>
+      </w:r>
+    </w:p>
+    <w:p>
+      <w:pPr>
+        <w:pStyle w:val="ListBullet"/>
+      </w:pPr>
+      <w:r>
+        <w:t>滨海职业技术学院｜计算机应用技术｜大专｜2016.09-2019.06</w:t>
+      </w:r>
+    </w:p>
+    <w:p>
+      <w:pPr>
+        <w:pStyle w:val="ListBullet"/>
+      </w:pPr>
+      <w:r>
+        <w:t>继续教育：完成计算机专业专升本课程学习，未取得本科学历证书</w:t>
       </w:r>
     </w:p>
     <w:sectPr>
+      <w:footerReference w:type="default" r:id="rId9"/>
       <w:pgSz w:w="12240" w:h="15840"/>
-      <w:pgMar w:top="1440" w:right="1800" w:bottom="1440" w:left="1800" w:header="720" w:footer="720" w:gutter="0"/>
+      <w:pgMar w:top="1440" w:right="1440" w:bottom="1440" w:left="1440" w:header="708" w:footer="708" w:gutter="0"/>
       <w:cols w:space="720"/>
       <w:docGrid w:linePitch="360"/>
     </w:sectPr>
   </w:body>
 </w:document>
+</file>
+
+<file path=word/footer1.xml><?xml version="1.0" encoding="utf-8"?>
+<w:ftr xmlns:m="http://schemas.openxmlformats.org/officeDocument/2006/math" xmlns:mc="http://schemas.openxmlformats.org/markup-compatibility/2006" xmlns:mo="http://schemas.microsoft.com/office/mac/office/2008/main" xmlns:mv="urn:schemas-microsoft-com:mac:vml" xmlns:o="urn:schemas-microsoft-com:office:office" xmlns:r="http://schemas.openxmlformats.org/officeDocument/2006/relationships" xmlns:v="urn:schemas-microsoft-com:vml" xmlns:w10="urn:schemas-microsoft-com:office:word" xmlns:w14="http://schemas.microsoft.com/office/word/2010/wordml" xmlns:w="http://schemas.openxmlformats.org/wordprocessingml/2006/main" xmlns:wne="http://schemas.microsoft.com/office/word/2006/wordml" xmlns:wp14="http://schemas.microsoft.com/office/word/2010/wordprocessingDrawing" xmlns:wp="http://schemas.openxmlformats.org/drawingml/2006/wordprocessingDrawing" xmlns:wpc="http://schemas.microsoft.com/office/word/2010/wordprocessingCanvas" xmlns:wpg="http://schemas.microsoft.com/office/word/2010/wordprocessingGroup" xmlns:wpi="http://schemas.microsoft.com/office/word/2010/wordprocessingInk" xmlns:wps="http://schemas.microsoft.com/office/word/2010/wordprocessingShape" mc:Ignorable="w14 wp14">
+  <w:p>
+    <w:pPr>
+      <w:pStyle w:val="Footer"/>
+      <w:jc w:val="center"/>
+    </w:pPr>
+    <w:r>
+      <w:rPr>
+        <w:color w:val="7D7D7D"/>
+        <w:sz w:val="18"/>
+      </w:rPr>
+      <w:t>简历中台公开演示样例 · 人物、组织与数据均为虚构</w:t>
+    </w:r>
+  </w:p>
+</w:ftr>
 </file>
 
 <file path=word/numbering.xml><?xml version="1.0" encoding="utf-8"?>
@@ -420,6 +616,12 @@
     <w:name w:val="Normal"/>
     <w:qFormat/>
     <w:rsid w:val="00FC693F"/>
+    <w:pPr>
+      <w:spacing w:after="120" w:line="300" w:lineRule="auto"/>
+    </w:pPr>
+    <w:rPr>
+      <w:sz w:val="22"/>
+    </w:rPr>
   </w:style>
   <w:style w:type="paragraph" w:styleId="Header">
     <w:name w:val="header"/>
@@ -476,15 +678,15 @@
     <w:pPr>
       <w:keepNext/>
       <w:keepLines/>
-      <w:spacing w:before="480" w:after="0"/>
+      <w:spacing w:before="360" w:after="200"/>
       <w:outlineLvl w:val="0"/>
     </w:pPr>
     <w:rPr>
       <w:rFonts w:asciiTheme="majorHAnsi" w:eastAsiaTheme="majorEastAsia" w:hAnsiTheme="majorHAnsi" w:cstheme="majorBidi"/>
       <w:b/>
       <w:bCs/>
-      <w:color w:val="365F91" w:themeColor="accent1" w:themeShade="BF"/>
-      <w:sz w:val="28"/>
+      <w:color w:val="2E74B5"/>
+      <w:sz w:val="32"/>
       <w:szCs w:val="28"/>
     </w:rPr>
   </w:style>
@@ -500,14 +702,14 @@
     <w:pPr>
       <w:keepNext/>
       <w:keepLines/>
-      <w:spacing w:before="200" w:after="0"/>
+      <w:spacing w:before="280" w:after="140"/>
       <w:outlineLvl w:val="1"/>
     </w:pPr>
     <w:rPr>
       <w:rFonts w:asciiTheme="majorHAnsi" w:eastAsiaTheme="majorEastAsia" w:hAnsiTheme="majorHAnsi" w:cstheme="majorBidi"/>
       <w:b/>
       <w:bCs/>
-      <w:color w:val="4F81BD" w:themeColor="accent1"/>
+      <w:color w:val="2E74B5"/>
       <w:sz w:val="26"/>
       <w:szCs w:val="26"/>
     </w:rPr>
@@ -524,14 +726,15 @@
     <w:pPr>
       <w:keepNext/>
       <w:keepLines/>
-      <w:spacing w:before="200" w:after="0"/>
+      <w:spacing w:before="200" w:after="100"/>
       <w:outlineLvl w:val="2"/>
     </w:pPr>
     <w:rPr>
       <w:rFonts w:asciiTheme="majorHAnsi" w:eastAsiaTheme="majorEastAsia" w:hAnsiTheme="majorHAnsi" w:cstheme="majorBidi"/>
       <w:b/>
       <w:bCs/>
-      <w:color w:val="4F81BD" w:themeColor="accent1"/>
+      <w:color w:val="1F4D78"/>
+      <w:sz w:val="24"/>
     </w:rPr>
   </w:style>
   <w:style w:type="paragraph" w:styleId="Heading4">
@@ -947,8 +1150,13 @@
       <w:numPr>
         <w:numId w:val="1"/>
       </w:numPr>
+      <w:spacing w:after="80" w:line="300" w:lineRule="auto"/>
+      <w:ind w:left="540" w:hanging="271"/>
       <w:contextualSpacing/>
     </w:pPr>
+    <w:rPr>
+      <w:sz w:val="22"/>
+    </w:rPr>
   </w:style>
   <w:style w:type="paragraph" w:styleId="ListBullet2">
     <w:name w:val="List Bullet 2"/>

--- a/public/samples/resume-cv_008.docx
+++ b/public/samples/resume-cv_008.docx
@@ -53,7 +53,7 @@
         <w:pStyle w:val="Heading2"/>
       </w:pPr>
       <w:r>
-        <w:t>磐石软件｜应用开发工程师｜2019.08-至今</w:t>
+        <w:t>磐石软件｜应用开发工程师｜2021.08-至今</w:t>
       </w:r>
     </w:p>
     <w:p>
@@ -213,7 +213,7 @@
         <w:pStyle w:val="ListBullet"/>
       </w:pPr>
       <w:r>
-        <w:t>滨海职业技术学院｜计算机应用技术｜大专｜2016.09-2019.06</w:t>
+        <w:t>滨海职业技术学院｜计算机应用技术｜大专</w:t>
       </w:r>
     </w:p>
     <w:p>
